--- a/public/cv/backend/abubakar_resume.docx
+++ b/public/cv/backend/abubakar_resume.docx
@@ -52,7 +52,7 @@
       <w:pPr>
         <w:spacing w:after="80"/>
       </w:pPr>
-      <w:hyperlink w:history="1" r:id="rIde1ujy4p_ctwzregstsmhw">
+      <w:hyperlink w:history="1" r:id="rIdqv41zvynzvzr1rqfofrk7">
         <w:r>
           <w:rPr>
             <w:rStyle w:val="Hyperlink"/>
@@ -72,7 +72,7 @@
         </w:rPr>
         <w:t xml:space="preserve">  •  </w:t>
       </w:r>
-      <w:hyperlink w:history="1" r:id="rIdwzdd-6djdlzty3jevlvmr">
+      <w:hyperlink w:history="1" r:id="rIdevwnecqa21otn-nrzljpy">
         <w:r>
           <w:rPr>
             <w:rStyle w:val="Hyperlink"/>
@@ -92,7 +92,7 @@
         </w:rPr>
         <w:t xml:space="preserve">  •  </w:t>
       </w:r>
-      <w:hyperlink w:history="1" r:id="rIdp0c8mld56jd67wgukmy-u">
+      <w:hyperlink w:history="1" r:id="rIdvbkcutvxz4m6e7a0arf7d">
         <w:r>
           <w:rPr>
             <w:rStyle w:val="Hyperlink"/>

--- a/public/cv/backend/abubakar_resume.docx
+++ b/public/cv/backend/abubakar_resume.docx
@@ -52,7 +52,7 @@
       <w:pPr>
         <w:spacing w:after="80"/>
       </w:pPr>
-      <w:hyperlink w:history="1" r:id="rIdqv41zvynzvzr1rqfofrk7">
+      <w:hyperlink w:history="1" r:id="rIdedvidizgfftwuawf3aiee">
         <w:r>
           <w:rPr>
             <w:rStyle w:val="Hyperlink"/>
@@ -72,7 +72,7 @@
         </w:rPr>
         <w:t xml:space="preserve">  •  </w:t>
       </w:r>
-      <w:hyperlink w:history="1" r:id="rIdevwnecqa21otn-nrzljpy">
+      <w:hyperlink w:history="1" r:id="rIdyp7_fgy66sn7auvep2pwi">
         <w:r>
           <w:rPr>
             <w:rStyle w:val="Hyperlink"/>
@@ -92,7 +92,7 @@
         </w:rPr>
         <w:t xml:space="preserve">  •  </w:t>
       </w:r>
-      <w:hyperlink w:history="1" r:id="rIdvbkcutvxz4m6e7a0arf7d">
+      <w:hyperlink w:history="1" r:id="rIdn8lf5lwkin3frfzdar34i">
         <w:r>
           <w:rPr>
             <w:rStyle w:val="Hyperlink"/>

--- a/public/cv/backend/abubakar_resume.docx
+++ b/public/cv/backend/abubakar_resume.docx
@@ -52,7 +52,7 @@
       <w:pPr>
         <w:spacing w:after="80"/>
       </w:pPr>
-      <w:hyperlink w:history="1" r:id="rIdedvidizgfftwuawf3aiee">
+      <w:hyperlink w:history="1" r:id="rIdk3vcb5ez0pbanjyx97vtb">
         <w:r>
           <w:rPr>
             <w:rStyle w:val="Hyperlink"/>
@@ -72,7 +72,7 @@
         </w:rPr>
         <w:t xml:space="preserve">  •  </w:t>
       </w:r>
-      <w:hyperlink w:history="1" r:id="rIdyp7_fgy66sn7auvep2pwi">
+      <w:hyperlink w:history="1" r:id="rIdg_wm-k03etpoqpwgkqh3f">
         <w:r>
           <w:rPr>
             <w:rStyle w:val="Hyperlink"/>
@@ -92,7 +92,7 @@
         </w:rPr>
         <w:t xml:space="preserve">  •  </w:t>
       </w:r>
-      <w:hyperlink w:history="1" r:id="rIdn8lf5lwkin3frfzdar34i">
+      <w:hyperlink w:history="1" r:id="rIdlvbr5ivjodc1vdl4v5-et">
         <w:r>
           <w:rPr>
             <w:rStyle w:val="Hyperlink"/>

--- a/public/cv/backend/abubakar_resume.docx
+++ b/public/cv/backend/abubakar_resume.docx
@@ -52,7 +52,7 @@
       <w:pPr>
         <w:spacing w:after="80"/>
       </w:pPr>
-      <w:hyperlink w:history="1" r:id="rIdk3vcb5ez0pbanjyx97vtb">
+      <w:hyperlink w:history="1" r:id="rIdqsa3luh4o9kqtjo6mvggt">
         <w:r>
           <w:rPr>
             <w:rStyle w:val="Hyperlink"/>
@@ -72,7 +72,7 @@
         </w:rPr>
         <w:t xml:space="preserve">  •  </w:t>
       </w:r>
-      <w:hyperlink w:history="1" r:id="rIdg_wm-k03etpoqpwgkqh3f">
+      <w:hyperlink w:history="1" r:id="rId047jhxm2vdvhurqdycj2o">
         <w:r>
           <w:rPr>
             <w:rStyle w:val="Hyperlink"/>
@@ -92,7 +92,7 @@
         </w:rPr>
         <w:t xml:space="preserve">  •  </w:t>
       </w:r>
-      <w:hyperlink w:history="1" r:id="rIdlvbr5ivjodc1vdl4v5-et">
+      <w:hyperlink w:history="1" r:id="rIdhcby7stetlor6x1zkmzbk">
         <w:r>
           <w:rPr>
             <w:rStyle w:val="Hyperlink"/>

--- a/public/cv/backend/abubakar_resume.docx
+++ b/public/cv/backend/abubakar_resume.docx
@@ -52,7 +52,7 @@
       <w:pPr>
         <w:spacing w:after="80"/>
       </w:pPr>
-      <w:hyperlink w:history="1" r:id="rIdqsa3luh4o9kqtjo6mvggt">
+      <w:hyperlink w:history="1" r:id="rIdn790ajrkxe0dliwlvbl4x">
         <w:r>
           <w:rPr>
             <w:rStyle w:val="Hyperlink"/>
@@ -72,7 +72,7 @@
         </w:rPr>
         <w:t xml:space="preserve">  •  </w:t>
       </w:r>
-      <w:hyperlink w:history="1" r:id="rId047jhxm2vdvhurqdycj2o">
+      <w:hyperlink w:history="1" r:id="rIdfrduzgi9jgmhilhz3shl7">
         <w:r>
           <w:rPr>
             <w:rStyle w:val="Hyperlink"/>
@@ -92,7 +92,7 @@
         </w:rPr>
         <w:t xml:space="preserve">  •  </w:t>
       </w:r>
-      <w:hyperlink w:history="1" r:id="rIdhcby7stetlor6x1zkmzbk">
+      <w:hyperlink w:history="1" r:id="rId_qyuk7rjzwjuxsqii64b4">
         <w:r>
           <w:rPr>
             <w:rStyle w:val="Hyperlink"/>
@@ -134,7 +134,7 @@
           <w:sz w:val="19"/>
           <w:szCs w:val="19"/>
         </w:rPr>
-        <w:t xml:space="preserve">Python Developer with 4+ years of experience building scalable backend systems using Django, Django REST Framework, PostgreSQL, Redis, and Celery. Experienced in designing REST APIs, optimizing database performance, implementing asynchronous processing, and deploying production applications with Docker and CI/CD. Strong understanding of software architecture, API security, cloud deployments, and writing clean, maintainable Python code.</w:t>
+        <w:t xml:space="preserve">Python Developer with 5+ years of experience building scalable backend systems using Django, Django REST Framework, PostgreSQL, Redis, and Celery. Experienced in designing REST APIs, optimizing database performance, implementing asynchronous processing, and deploying production applications with Docker and CI/CD. Strong understanding of software architecture, API security, cloud deployments, and writing clean, maintainable Python code.</w:t>
       </w:r>
     </w:p>
     <w:p>

--- a/public/cv/backend/abubakar_resume.docx
+++ b/public/cv/backend/abubakar_resume.docx
@@ -52,7 +52,7 @@
       <w:pPr>
         <w:spacing w:after="80"/>
       </w:pPr>
-      <w:hyperlink w:history="1" r:id="rIdn790ajrkxe0dliwlvbl4x">
+      <w:hyperlink w:history="1" r:id="rIdvotfusmvj8hr7oei22cnj">
         <w:r>
           <w:rPr>
             <w:rStyle w:val="Hyperlink"/>
@@ -72,7 +72,7 @@
         </w:rPr>
         <w:t xml:space="preserve">  •  </w:t>
       </w:r>
-      <w:hyperlink w:history="1" r:id="rIdfrduzgi9jgmhilhz3shl7">
+      <w:hyperlink w:history="1" r:id="rId4jihan9_2aqdawb0oauil">
         <w:r>
           <w:rPr>
             <w:rStyle w:val="Hyperlink"/>
@@ -92,7 +92,7 @@
         </w:rPr>
         <w:t xml:space="preserve">  •  </w:t>
       </w:r>
-      <w:hyperlink w:history="1" r:id="rId_qyuk7rjzwjuxsqii64b4">
+      <w:hyperlink w:history="1" r:id="rIdlbiyjotesqyws7nwfht-w">
         <w:r>
           <w:rPr>
             <w:rStyle w:val="Hyperlink"/>

--- a/public/cv/backend/abubakar_resume.docx
+++ b/public/cv/backend/abubakar_resume.docx
@@ -52,7 +52,7 @@
       <w:pPr>
         <w:spacing w:after="80"/>
       </w:pPr>
-      <w:hyperlink w:history="1" r:id="rIdvotfusmvj8hr7oei22cnj">
+      <w:hyperlink w:history="1" r:id="rId8vrpidut3srfdankgolei">
         <w:r>
           <w:rPr>
             <w:rStyle w:val="Hyperlink"/>
@@ -72,7 +72,7 @@
         </w:rPr>
         <w:t xml:space="preserve">  •  </w:t>
       </w:r>
-      <w:hyperlink w:history="1" r:id="rId4jihan9_2aqdawb0oauil">
+      <w:hyperlink w:history="1" r:id="rIdlt3n59h3i0_5yero9rmr5">
         <w:r>
           <w:rPr>
             <w:rStyle w:val="Hyperlink"/>
@@ -92,7 +92,7 @@
         </w:rPr>
         <w:t xml:space="preserve">  •  </w:t>
       </w:r>
-      <w:hyperlink w:history="1" r:id="rIdlbiyjotesqyws7nwfht-w">
+      <w:hyperlink w:history="1" r:id="rIdijnsgwlkr0elog_8uhd2j">
         <w:r>
           <w:rPr>
             <w:rStyle w:val="Hyperlink"/>
